--- a/docs/Lessons/Lesson 14 - Raising the Stakes/Lesson_14_Teacher_Script.docx
+++ b/docs/Lessons/Lesson 14 - Raising the Stakes/Lesson_14_Teacher_Script.docx
@@ -177,7 +177,7 @@
         <w:spacing w:after="160"/>
       </w:pPr>
       <w:r>
-        <w:t xml:space="preserve">"Count alone is a good start, but speed makes it feel dangerous. Watch: in spawn_wave(), right after instance_create_layer() makes each enemy, I set inst.enemy_speed = 1 + (wave - 1) * 0.5. Wave 1 stays exactly the same. Wave 3 is noticeably faster." [Build it live, demonstrate wave 1 versus wave 3 side by side if time allows]</w:t>
+        <w:t xml:space="preserve">"Count alone is a good start, but speed makes it feel dangerous. Watch: in spawn_enemies(), right after instance_create_layer() makes each enemy, I set inst.enemy_speed = 1 + (wave - 1) * 0.5. Wave 1 stays exactly the same. Wave 3 is noticeably faster." [Build it live, demonstrate wave 1 versus wave 3 side by side if time allows]</w:t>
       </w:r>
     </w:p>
     <w:p>
